--- a/Tai_lieu_SRS/03_Website_Quan_tri/03_Cong_tac_boi_thuong/Bieu_mau/Mau_08_BTNN_Template.docx
+++ b/Tai_lieu_SRS/03_Website_Quan_tri/03_Cong_tac_boi_thuong/Bieu_mau/Mau_08_BTNN_Template.docx
@@ -172,7 +172,7 @@
           <w:sz w:val="28"/>
           <w:szCs w:val="28"/>
         </w:rPr>
-        <w:t>Về việc yêu cầu cung cấp tài liệu, chứng cứ phục vụ việc xác minh thiệt hại</w:t>
+        <w:t>Về việc cung cấp tài liệu, chứng cứ phục vụ xác minh thiệt hại</w:t>
       </w:r>
     </w:p>
     <w:p>
@@ -186,7 +186,7 @@
           <w:sz w:val="28"/>
           <w:szCs w:val="28"/>
         </w:rPr>
-        <w:t xml:space="preserve">Kính gửi: ##TenCoQuanToChucNhanYeuCau##</w:t>
+        <w:t xml:space="preserve">Kính gửi: ##TenNguoiYeuCauBoiThuong##</w:t>
       </w:r>
     </w:p>
     <w:p>
@@ -199,13 +199,12 @@
           <w:sz w:val="28"/>
           <w:szCs w:val="28"/>
         </w:rPr>
-        <w:t xml:space="preserve">Địa chỉ: ##DiaChiCoQuanToChucNhanYeuCau##</w:t>
+        <w:t xml:space="preserve">Địa chỉ: ##DiaChiNguoiYeuCauBoiThuong##</w:t>
       </w:r>
     </w:p>
     <w:p>
       <w:pPr>
         <w:jc w:val="both"/>
-        <w:ind w:firstLine="567"/>
         <w:spacing w:after="120" w:line="276" w:lineRule="auto"/>
       </w:pPr>
       <w:r>
@@ -213,28 +212,56 @@
           <w:sz w:val="28"/>
           <w:szCs w:val="28"/>
         </w:rPr>
-        <w:t xml:space="preserve">Hiện nay, ##TenCoQuanGiaiQuyetBoiThuong## đang thụ lý, giải quyết yêu cầu bồi thường của Ông/Bà ##TenNguoiYeuCauBoiThuong## đối với vụ việc ##TrichYeuVuViecYeuCau##.</w:t>
+        <w:t xml:space="preserve">Điện thoại: ##SoDienThoaiNguoiYeuCau##</w:t>
       </w:r>
     </w:p>
     <w:p>
       <w:pPr>
+        <w:spacing w:after="120" w:line="276" w:lineRule="auto"/>
+        <w:ind w:firstLine="567"/>
         <w:jc w:val="both"/>
-        <w:ind w:firstLine="567"/>
-        <w:spacing w:after="120" w:line="276" w:lineRule="auto"/>
       </w:pPr>
       <w:r>
         <w:rPr>
           <w:sz w:val="28"/>
           <w:szCs w:val="28"/>
         </w:rPr>
-        <w:t xml:space="preserve">Để có cơ sở xác minh thiệt hại và giải quyết yêu cầu bồi thường theo đúng quy định của pháp luật, căn cứ khoản 1 Điều 45 Luật Trách nhiệm bồi thường của Nhà nước, ##TenCoQuanGiaiQuyetBoiThuong## đề nghị ##TenCoQuanToChucNhanYeuCau## cung cấp các tài liệu, chứng cứ sau:</w:t>
+        <w:t xml:space="preserve">Ngày ##NgayTiepNhan##, ##TenCoQuanGiaiQuyetBoiThuong## đã nhận được hồ sơ yêu cầu bồi thường của Ông/Bà.</w:t>
       </w:r>
     </w:p>
     <w:p>
       <w:pPr>
+        <w:spacing w:after="120" w:line="276" w:lineRule="auto"/>
+        <w:ind w:firstLine="567"/>
         <w:jc w:val="both"/>
+      </w:pPr>
+      <w:r>
+        <w:rPr>
+          <w:sz w:val="28"/>
+          <w:szCs w:val="28"/>
+        </w:rPr>
+        <w:t xml:space="preserve">##TenCoQuanGiaiQuyetBoiThuong## đã tiến hành xem xét hồ sơ yêu cầu bồi thường và xác minh thiệt hại. Trong quá trình xác minh thiệt hại, chúng tôi nhận thấy vụ việc yêu cầu bồi thường của Ông/bà cần phải một số tài liệu, chứng cứ làm cơ sở để xác minh thiệt hại</w:t>
+      </w:r>
+    </w:p>
+    <w:p>
+      <w:pPr>
+        <w:spacing w:after="120" w:line="276" w:lineRule="auto"/>
         <w:ind w:firstLine="567"/>
+        <w:jc w:val="both"/>
+      </w:pPr>
+      <w:r>
+        <w:rPr>
+          <w:sz w:val="28"/>
+          <w:szCs w:val="28"/>
+        </w:rPr>
+        <w:t xml:space="preserve">Căn cứ quy định tại khoản 1 Điều 45 Luật Trách nhiệm bồi thường của Nhà nước số 10/2017/QH14 (được sửa đổi, bổ sung bởi Luật số 15/2026/QH16), ##TenCoQuanGiaiQuyetBoiThuong## yêu cầu Ông/Bà bổ sung tài liệu chứng cứ phục vụ xác minh thiệt hại, cụ thể như sau:</w:t>
+      </w:r>
+    </w:p>
+    <w:p>
+      <w:pPr>
         <w:spacing w:after="120" w:line="276" w:lineRule="auto"/>
+        <w:ind w:firstLine="567"/>
+        <w:jc w:val="both"/>
       </w:pPr>
       <w:r>
         <w:rPr>
@@ -242,20 +269,6 @@
           <w:szCs w:val="28"/>
         </w:rPr>
         <w:t xml:space="preserve">##DanhSachTaiLieuChungCuYeuCau##</w:t>
-      </w:r>
-    </w:p>
-    <w:p>
-      <w:pPr>
-        <w:jc w:val="both"/>
-        <w:ind w:firstLine="567"/>
-        <w:spacing w:after="120" w:line="276" w:lineRule="auto"/>
-      </w:pPr>
-      <w:r>
-        <w:rPr>
-          <w:sz w:val="28"/>
-          <w:szCs w:val="28"/>
-        </w:rPr>
-        <w:t xml:space="preserve">Tài liệu, chứng cứ đề nghị gửi về ##TenCoQuanGiaiQuyetBoiThuong## (Địa chỉ: ##DiaChiCoQuanGiaiQuyetBoiThuong##) trước ngày ##ThoiHanCungCapTaiLieu##./.</w:t>
       </w:r>
     </w:p>
     <w:tbl>
@@ -330,7 +343,7 @@
                 <w:sz w:val="28"/>
                 <w:szCs w:val="28"/>
               </w:rPr>
-              <w:t>##ChucVuNguoiDungDau##</w:t>
+              <w:t>##ChucVuNguoiKy##</w:t>
             </w:r>
           </w:p>
           <w:p>
